--- a/Region of Interest.docx
+++ b/Region of Interest.docx
@@ -11,24 +11,896 @@
       </w:r>
     </w:p>
     <w:p>
-      <w:pPr>
-        <w:pStyle w:val="Heading2"/>
-      </w:pPr>
-      <w:r>
-        <w:t xml:space="preserve">Peak Detection: </w:t>
+      <w:r>
+        <w:t xml:space="preserve">In digital image processing and puzzle-solving applications, analyzing the boundaries of fragmented or torn pieces is crucial for accurate reassembly. This report describes an automated pipeline developed in Python using the OpenCV and NumPy libraries. The primary objective of this algorithm is to extract individual image fragments, isolate their precise structural boundaries, filter out image border artifacts, and dynamically identify which sides of the piece contain the "torn edges" or </w:t>
+      </w:r>
+      <w:r>
+        <w:rPr>
+          <w:b/>
+          <w:bCs/>
+        </w:rPr>
+        <w:t>Regions of Interest (ROI)</w:t>
+      </w:r>
+      <w:r>
+        <w:t>.</w:t>
       </w:r>
     </w:p>
     <w:p>
-      <w:r>
-        <w:t>Identifying the absolute extreme points of an isolated object or fragment boundary to determine orientation, alignment, or matching features.</w:t>
+      <w:pPr>
+        <w:pStyle w:val="Heading1"/>
+      </w:pPr>
+      <w:r>
+        <w:t>2. Methodology &amp; Algorithm Workflow</w:t>
       </w:r>
     </w:p>
     <w:p>
+      <w:r>
+        <w:t>The developed system processes each image piece sequentially through a multi-stage image processing pipeline. The core steps are detailed below:</w:t>
+      </w:r>
+    </w:p>
+    <w:p>
       <w:pPr>
         <w:pStyle w:val="Heading2"/>
       </w:pPr>
       <w:r>
-        <w:t xml:space="preserve">Padding </w:t>
+        <w:t>2.1 Preprocessing and Mask Generation</w:t>
+      </w:r>
+    </w:p>
+    <w:p>
+      <w:pPr>
+        <w:numPr>
+          <w:ilvl w:val="0"/>
+          <w:numId w:val="1"/>
+        </w:numPr>
+      </w:pPr>
+      <w:r>
+        <w:rPr>
+          <w:b/>
+          <w:bCs/>
+        </w:rPr>
+        <w:t>Color Space Conversion:</w:t>
+      </w:r>
+      <w:r>
+        <w:t xml:space="preserve"> Each input piece is first converted from the BGR color space to Grayscale using cv2.cvtColor.</w:t>
+      </w:r>
+    </w:p>
+    <w:p>
+      <w:pPr>
+        <w:numPr>
+          <w:ilvl w:val="0"/>
+          <w:numId w:val="1"/>
+        </w:numPr>
+      </w:pPr>
+      <w:r>
+        <w:rPr>
+          <w:b/>
+          <w:bCs/>
+        </w:rPr>
+        <w:t>Thresholding:</w:t>
+      </w:r>
+      <w:r>
+        <w:t xml:space="preserve"> A binary mask (local_mask) is generated using global thresholding. Any pixel with an intensity greater than 1 is treated as part of the valid object, effectively separating the piece from its black background.</w:t>
+      </w:r>
+    </w:p>
+    <w:p>
+      <w:pPr>
+        <w:pStyle w:val="Heading2"/>
+      </w:pPr>
+      <w:r>
+        <w:t>2.2 Boundary Extraction</w:t>
+      </w:r>
+    </w:p>
+    <w:p>
+      <w:pPr>
+        <w:numPr>
+          <w:ilvl w:val="0"/>
+          <w:numId w:val="2"/>
+        </w:numPr>
+      </w:pPr>
+      <w:r>
+        <w:rPr>
+          <w:b/>
+          <w:bCs/>
+        </w:rPr>
+        <w:t>Contour Detection:</w:t>
+      </w:r>
+      <w:r>
+        <w:t xml:space="preserve"> The algorithm utilizes cv2.findContours with the RETR_EXTERNAL flag to find the outermost boundary of the piece.</w:t>
+      </w:r>
+    </w:p>
+    <w:p>
+      <w:pPr>
+        <w:numPr>
+          <w:ilvl w:val="0"/>
+          <w:numId w:val="2"/>
+        </w:numPr>
+      </w:pPr>
+      <w:r>
+        <w:rPr>
+          <w:b/>
+          <w:bCs/>
+        </w:rPr>
+        <w:t>Thin Boundary Drawing:</w:t>
+      </w:r>
+      <w:r>
+        <w:t xml:space="preserve"> A blank canvas (thin_boundary) is created, and the detected contour is drawn with a thickness of exactly 1 pixel. This gives a highly precise, single-pixel wide outline of the piece.</w:t>
+      </w:r>
+    </w:p>
+    <w:p>
+      <w:pPr>
+        <w:pStyle w:val="Heading2"/>
+      </w:pPr>
+      <w:r>
+        <w:t>2.3 Border Artifact Elimination (Edge Cleaning)</w:t>
+      </w:r>
+    </w:p>
+    <w:p>
+      <w:r>
+        <w:t>When image pieces are cropped, their outer boundaries often touch the absolute edges of the image frame. To ensure the algorithm only analyzes the actual structural edges and not the artificial frame boundaries:</w:t>
+      </w:r>
+    </w:p>
+    <w:p>
+      <w:pPr>
+        <w:numPr>
+          <w:ilvl w:val="0"/>
+          <w:numId w:val="3"/>
+        </w:numPr>
+      </w:pPr>
+      <w:r>
+        <w:t>A border_mask is created by drawing a solid rectangle slightly inset from the frame edges (using a 1-pixel margin).</w:t>
+      </w:r>
+    </w:p>
+    <w:p>
+      <w:pPr>
+        <w:numPr>
+          <w:ilvl w:val="0"/>
+          <w:numId w:val="3"/>
+        </w:numPr>
+      </w:pPr>
+      <w:r>
+        <w:lastRenderedPageBreak/>
+        <w:t xml:space="preserve">A bitwise </w:t>
+      </w:r>
+      <w:r>
+        <w:rPr>
+          <w:b/>
+          <w:bCs/>
+        </w:rPr>
+        <w:t>AND</w:t>
+      </w:r>
+      <w:r>
+        <w:t xml:space="preserve"> operation is performed between the thin_boundary and the border_mask. This effectively clips away any boundary pixels that lie directly on the extreme outer border of the image grid, resulting in a clean_torn_edge_mask.</w:t>
+      </w:r>
+    </w:p>
+    <w:p>
+      <w:pPr>
+        <w:pStyle w:val="Heading2"/>
+      </w:pPr>
+      <w:r>
+        <w:t>2.4 Morphological Enhancement &amp; Visualization</w:t>
+      </w:r>
+    </w:p>
+    <w:p>
+      <w:pPr>
+        <w:numPr>
+          <w:ilvl w:val="0"/>
+          <w:numId w:val="4"/>
+        </w:numPr>
+      </w:pPr>
+      <w:r>
+        <w:rPr>
+          <w:b/>
+          <w:bCs/>
+        </w:rPr>
+        <w:t>Dilation:</w:t>
+      </w:r>
+      <w:r>
+        <w:t xml:space="preserve"> To make the isolated torn edges more prominent for analysis and visualization, the mask is dilated using a </w:t>
+      </w:r>
+      <m:oMath>
+        <m:r>
+          <w:rPr>
+            <w:rFonts w:ascii="Cambria Math" w:hAnsi="Cambria Math"/>
+          </w:rPr>
+          <m:t>2×2</m:t>
+        </m:r>
+      </m:oMath>
+      <w:r>
+        <w:t xml:space="preserve"> pixel kernel.</w:t>
+      </w:r>
+    </w:p>
+    <w:p>
+      <w:pPr>
+        <w:numPr>
+          <w:ilvl w:val="0"/>
+          <w:numId w:val="4"/>
+        </w:numPr>
+      </w:pPr>
+      <w:r>
+        <w:rPr>
+          <w:b/>
+          <w:bCs/>
+        </w:rPr>
+        <w:t>ROI Visualization:</w:t>
+      </w:r>
+      <w:r>
+        <w:t xml:space="preserve"> A visualization matrix (tear_feature_roi) is generated where the entire background is filled with solid Red [0, 0, 255], and the identified clean torn edge pixels are highlighted in crisp White [255, 255, 255].</w:t>
+      </w:r>
+    </w:p>
+    <w:p>
+      <w:pPr>
+        <w:pStyle w:val="Heading1"/>
+      </w:pPr>
+      <w:r>
+        <w:t>3. Dynamic Side-by-Side ROI Analysis</w:t>
+      </w:r>
+    </w:p>
+    <w:p>
+      <w:r>
+        <w:t>To determine exactly where the torn edges are located, the algorithm divides the image space into spatial zones based on percentage thresholds (20% margins from each edge). It evaluates the presence of white pixels (value 255) in the clean_torn_edge_mask within these zones:</w:t>
+      </w:r>
+    </w:p>
+    <w:tbl>
+      <w:tblPr>
+        <w:tblW w:w="0" w:type="auto"/>
+        <w:tblCellSpacing w:w="15" w:type="dxa"/>
+        <w:tblCellMar>
+          <w:top w:w="15" w:type="dxa"/>
+          <w:left w:w="15" w:type="dxa"/>
+          <w:bottom w:w="15" w:type="dxa"/>
+          <w:right w:w="15" w:type="dxa"/>
+        </w:tblCellMar>
+        <w:tblLook w:val="04A0" w:firstRow="1" w:lastRow="0" w:firstColumn="1" w:lastColumn="0" w:noHBand="0" w:noVBand="1"/>
+      </w:tblPr>
+      <w:tblGrid>
+        <w:gridCol w:w="1527"/>
+        <w:gridCol w:w="5179"/>
+        <w:gridCol w:w="2025"/>
+      </w:tblGrid>
+      <w:tr>
+        <w:trPr>
+          <w:tblHeader/>
+          <w:tblCellSpacing w:w="15" w:type="dxa"/>
+        </w:trPr>
+        <w:tc>
+          <w:tcPr>
+            <w:tcW w:w="0" w:type="auto"/>
+            <w:tcBorders>
+              <w:top w:val="single" w:sz="6" w:space="0" w:color="C4C7C5"/>
+              <w:left w:val="single" w:sz="6" w:space="0" w:color="C4C7C5"/>
+              <w:bottom w:val="single" w:sz="6" w:space="0" w:color="C4C7C5"/>
+              <w:right w:val="single" w:sz="6" w:space="0" w:color="C4C7C5"/>
+            </w:tcBorders>
+            <w:tcMar>
+              <w:top w:w="120" w:type="dxa"/>
+              <w:left w:w="180" w:type="dxa"/>
+              <w:bottom w:w="120" w:type="dxa"/>
+              <w:right w:w="180" w:type="dxa"/>
+            </w:tcMar>
+            <w:vAlign w:val="center"/>
+            <w:hideMark/>
+          </w:tcPr>
+          <w:p>
+            <w:r>
+              <w:rPr>
+                <w:b/>
+                <w:bCs/>
+              </w:rPr>
+              <w:t>Side Target</w:t>
+            </w:r>
+          </w:p>
+        </w:tc>
+        <w:tc>
+          <w:tcPr>
+            <w:tcW w:w="0" w:type="auto"/>
+            <w:tcBorders>
+              <w:top w:val="single" w:sz="6" w:space="0" w:color="C4C7C5"/>
+              <w:left w:val="single" w:sz="6" w:space="0" w:color="C4C7C5"/>
+              <w:bottom w:val="single" w:sz="6" w:space="0" w:color="C4C7C5"/>
+              <w:right w:val="single" w:sz="6" w:space="0" w:color="C4C7C5"/>
+            </w:tcBorders>
+            <w:tcMar>
+              <w:top w:w="120" w:type="dxa"/>
+              <w:left w:w="180" w:type="dxa"/>
+              <w:bottom w:w="120" w:type="dxa"/>
+              <w:right w:w="180" w:type="dxa"/>
+            </w:tcMar>
+            <w:vAlign w:val="center"/>
+            <w:hideMark/>
+          </w:tcPr>
+          <w:p>
+            <w:r>
+              <w:rPr>
+                <w:b/>
+                <w:bCs/>
+              </w:rPr>
+              <w:t>Spatial Evaluation Range</w:t>
+            </w:r>
+          </w:p>
+        </w:tc>
+        <w:tc>
+          <w:tcPr>
+            <w:tcW w:w="0" w:type="auto"/>
+            <w:tcBorders>
+              <w:top w:val="single" w:sz="6" w:space="0" w:color="C4C7C5"/>
+              <w:left w:val="single" w:sz="6" w:space="0" w:color="C4C7C5"/>
+              <w:bottom w:val="single" w:sz="6" w:space="0" w:color="C4C7C5"/>
+              <w:right w:val="single" w:sz="6" w:space="0" w:color="C4C7C5"/>
+            </w:tcBorders>
+            <w:tcMar>
+              <w:top w:w="120" w:type="dxa"/>
+              <w:left w:w="180" w:type="dxa"/>
+              <w:bottom w:w="120" w:type="dxa"/>
+              <w:right w:w="180" w:type="dxa"/>
+            </w:tcMar>
+            <w:vAlign w:val="center"/>
+            <w:hideMark/>
+          </w:tcPr>
+          <w:p>
+            <w:r>
+              <w:rPr>
+                <w:b/>
+                <w:bCs/>
+              </w:rPr>
+              <w:t>Logic Condition</w:t>
+            </w:r>
+          </w:p>
+        </w:tc>
+      </w:tr>
+      <w:tr>
+        <w:trPr>
+          <w:tblCellSpacing w:w="15" w:type="dxa"/>
+        </w:trPr>
+        <w:tc>
+          <w:tcPr>
+            <w:tcW w:w="0" w:type="auto"/>
+            <w:tcBorders>
+              <w:top w:val="single" w:sz="6" w:space="0" w:color="C4C7C5"/>
+              <w:left w:val="single" w:sz="6" w:space="0" w:color="C4C7C5"/>
+              <w:bottom w:val="single" w:sz="6" w:space="0" w:color="C4C7C5"/>
+              <w:right w:val="single" w:sz="6" w:space="0" w:color="C4C7C5"/>
+            </w:tcBorders>
+            <w:tcMar>
+              <w:top w:w="120" w:type="dxa"/>
+              <w:left w:w="180" w:type="dxa"/>
+              <w:bottom w:w="120" w:type="dxa"/>
+              <w:right w:w="180" w:type="dxa"/>
+            </w:tcMar>
+            <w:vAlign w:val="center"/>
+            <w:hideMark/>
+          </w:tcPr>
+          <w:p>
+            <w:r>
+              <w:rPr>
+                <w:b/>
+                <w:bCs/>
+              </w:rPr>
+              <w:t>Top</w:t>
+            </w:r>
+          </w:p>
+        </w:tc>
+        <w:tc>
+          <w:tcPr>
+            <w:tcW w:w="0" w:type="auto"/>
+            <w:tcBorders>
+              <w:top w:val="single" w:sz="6" w:space="0" w:color="C4C7C5"/>
+              <w:left w:val="single" w:sz="6" w:space="0" w:color="C4C7C5"/>
+              <w:bottom w:val="single" w:sz="6" w:space="0" w:color="C4C7C5"/>
+              <w:right w:val="single" w:sz="6" w:space="0" w:color="C4C7C5"/>
+            </w:tcBorders>
+            <w:tcMar>
+              <w:top w:w="120" w:type="dxa"/>
+              <w:left w:w="180" w:type="dxa"/>
+              <w:bottom w:w="120" w:type="dxa"/>
+              <w:right w:w="180" w:type="dxa"/>
+            </w:tcMar>
+            <w:vAlign w:val="center"/>
+            <w:hideMark/>
+          </w:tcPr>
+          <w:p>
+            <w:r>
+              <w:t xml:space="preserve">From row </w:t>
+            </w:r>
+            <m:oMath>
+              <m:r>
+                <w:rPr>
+                  <w:rFonts w:ascii="Cambria Math" w:hAnsi="Cambria Math"/>
+                </w:rPr>
+                <m:t>0</m:t>
+              </m:r>
+            </m:oMath>
+            <w:r>
+              <w:t xml:space="preserve"> to </w:t>
+            </w:r>
+            <m:oMath>
+              <m:r>
+                <w:rPr>
+                  <w:rFonts w:ascii="Cambria Math" w:hAnsi="Cambria Math"/>
+                </w:rPr>
+                <m:t>20%</m:t>
+              </m:r>
+            </m:oMath>
+            <w:r>
+              <w:t xml:space="preserve"> of image height (</w:t>
+            </w:r>
+            <m:oMath>
+              <m:r>
+                <w:rPr>
+                  <w:rFonts w:ascii="Cambria Math" w:hAnsi="Cambria Math"/>
+                </w:rPr>
+                <m:t>h×0.2</m:t>
+              </m:r>
+            </m:oMath>
+            <w:r>
+              <w:t>)</w:t>
+            </w:r>
+          </w:p>
+        </w:tc>
+        <w:tc>
+          <w:tcPr>
+            <w:tcW w:w="0" w:type="auto"/>
+            <w:tcBorders>
+              <w:top w:val="single" w:sz="6" w:space="0" w:color="C4C7C5"/>
+              <w:left w:val="single" w:sz="6" w:space="0" w:color="C4C7C5"/>
+              <w:bottom w:val="single" w:sz="6" w:space="0" w:color="C4C7C5"/>
+              <w:right w:val="single" w:sz="6" w:space="0" w:color="C4C7C5"/>
+            </w:tcBorders>
+            <w:tcMar>
+              <w:top w:w="120" w:type="dxa"/>
+              <w:left w:w="180" w:type="dxa"/>
+              <w:bottom w:w="120" w:type="dxa"/>
+              <w:right w:w="180" w:type="dxa"/>
+            </w:tcMar>
+            <w:vAlign w:val="center"/>
+            <w:hideMark/>
+          </w:tcPr>
+          <w:p>
+            <w:r>
+              <w:t>Any pixel == 255</w:t>
+            </w:r>
+          </w:p>
+        </w:tc>
+      </w:tr>
+      <w:tr>
+        <w:trPr>
+          <w:tblCellSpacing w:w="15" w:type="dxa"/>
+        </w:trPr>
+        <w:tc>
+          <w:tcPr>
+            <w:tcW w:w="0" w:type="auto"/>
+            <w:tcBorders>
+              <w:top w:val="single" w:sz="6" w:space="0" w:color="C4C7C5"/>
+              <w:left w:val="single" w:sz="6" w:space="0" w:color="C4C7C5"/>
+              <w:bottom w:val="single" w:sz="6" w:space="0" w:color="C4C7C5"/>
+              <w:right w:val="single" w:sz="6" w:space="0" w:color="C4C7C5"/>
+            </w:tcBorders>
+            <w:tcMar>
+              <w:top w:w="120" w:type="dxa"/>
+              <w:left w:w="180" w:type="dxa"/>
+              <w:bottom w:w="120" w:type="dxa"/>
+              <w:right w:w="180" w:type="dxa"/>
+            </w:tcMar>
+            <w:vAlign w:val="center"/>
+            <w:hideMark/>
+          </w:tcPr>
+          <w:p>
+            <w:r>
+              <w:rPr>
+                <w:b/>
+                <w:bCs/>
+              </w:rPr>
+              <w:t>Bottom</w:t>
+            </w:r>
+          </w:p>
+        </w:tc>
+        <w:tc>
+          <w:tcPr>
+            <w:tcW w:w="0" w:type="auto"/>
+            <w:tcBorders>
+              <w:top w:val="single" w:sz="6" w:space="0" w:color="C4C7C5"/>
+              <w:left w:val="single" w:sz="6" w:space="0" w:color="C4C7C5"/>
+              <w:bottom w:val="single" w:sz="6" w:space="0" w:color="C4C7C5"/>
+              <w:right w:val="single" w:sz="6" w:space="0" w:color="C4C7C5"/>
+            </w:tcBorders>
+            <w:tcMar>
+              <w:top w:w="120" w:type="dxa"/>
+              <w:left w:w="180" w:type="dxa"/>
+              <w:bottom w:w="120" w:type="dxa"/>
+              <w:right w:w="180" w:type="dxa"/>
+            </w:tcMar>
+            <w:vAlign w:val="center"/>
+            <w:hideMark/>
+          </w:tcPr>
+          <w:p>
+            <w:r>
+              <w:t xml:space="preserve">From row </w:t>
+            </w:r>
+            <m:oMath>
+              <m:r>
+                <w:rPr>
+                  <w:rFonts w:ascii="Cambria Math" w:hAnsi="Cambria Math"/>
+                </w:rPr>
+                <m:t>80%</m:t>
+              </m:r>
+            </m:oMath>
+            <w:r>
+              <w:t xml:space="preserve"> (</w:t>
+            </w:r>
+            <m:oMath>
+              <m:r>
+                <w:rPr>
+                  <w:rFonts w:ascii="Cambria Math" w:hAnsi="Cambria Math"/>
+                </w:rPr>
+                <m:t>h×0.8</m:t>
+              </m:r>
+            </m:oMath>
+            <w:r>
+              <w:t>) to total height (</w:t>
+            </w:r>
+            <m:oMath>
+              <m:r>
+                <w:rPr>
+                  <w:rFonts w:ascii="Cambria Math" w:hAnsi="Cambria Math"/>
+                </w:rPr>
+                <m:t>h</m:t>
+              </m:r>
+            </m:oMath>
+            <w:r>
+              <w:t>)</w:t>
+            </w:r>
+          </w:p>
+        </w:tc>
+        <w:tc>
+          <w:tcPr>
+            <w:tcW w:w="0" w:type="auto"/>
+            <w:tcBorders>
+              <w:top w:val="single" w:sz="6" w:space="0" w:color="C4C7C5"/>
+              <w:left w:val="single" w:sz="6" w:space="0" w:color="C4C7C5"/>
+              <w:bottom w:val="single" w:sz="6" w:space="0" w:color="C4C7C5"/>
+              <w:right w:val="single" w:sz="6" w:space="0" w:color="C4C7C5"/>
+            </w:tcBorders>
+            <w:tcMar>
+              <w:top w:w="120" w:type="dxa"/>
+              <w:left w:w="180" w:type="dxa"/>
+              <w:bottom w:w="120" w:type="dxa"/>
+              <w:right w:w="180" w:type="dxa"/>
+            </w:tcMar>
+            <w:vAlign w:val="center"/>
+            <w:hideMark/>
+          </w:tcPr>
+          <w:p>
+            <w:r>
+              <w:t>Any pixel == 255</w:t>
+            </w:r>
+          </w:p>
+        </w:tc>
+      </w:tr>
+      <w:tr>
+        <w:trPr>
+          <w:tblCellSpacing w:w="15" w:type="dxa"/>
+        </w:trPr>
+        <w:tc>
+          <w:tcPr>
+            <w:tcW w:w="0" w:type="auto"/>
+            <w:tcBorders>
+              <w:top w:val="single" w:sz="6" w:space="0" w:color="C4C7C5"/>
+              <w:left w:val="single" w:sz="6" w:space="0" w:color="C4C7C5"/>
+              <w:bottom w:val="single" w:sz="6" w:space="0" w:color="C4C7C5"/>
+              <w:right w:val="single" w:sz="6" w:space="0" w:color="C4C7C5"/>
+            </w:tcBorders>
+            <w:tcMar>
+              <w:top w:w="120" w:type="dxa"/>
+              <w:left w:w="180" w:type="dxa"/>
+              <w:bottom w:w="120" w:type="dxa"/>
+              <w:right w:w="180" w:type="dxa"/>
+            </w:tcMar>
+            <w:vAlign w:val="center"/>
+            <w:hideMark/>
+          </w:tcPr>
+          <w:p>
+            <w:r>
+              <w:rPr>
+                <w:b/>
+                <w:bCs/>
+              </w:rPr>
+              <w:t>Left</w:t>
+            </w:r>
+          </w:p>
+        </w:tc>
+        <w:tc>
+          <w:tcPr>
+            <w:tcW w:w="0" w:type="auto"/>
+            <w:tcBorders>
+              <w:top w:val="single" w:sz="6" w:space="0" w:color="C4C7C5"/>
+              <w:left w:val="single" w:sz="6" w:space="0" w:color="C4C7C5"/>
+              <w:bottom w:val="single" w:sz="6" w:space="0" w:color="C4C7C5"/>
+              <w:right w:val="single" w:sz="6" w:space="0" w:color="C4C7C5"/>
+            </w:tcBorders>
+            <w:tcMar>
+              <w:top w:w="120" w:type="dxa"/>
+              <w:left w:w="180" w:type="dxa"/>
+              <w:bottom w:w="120" w:type="dxa"/>
+              <w:right w:w="180" w:type="dxa"/>
+            </w:tcMar>
+            <w:vAlign w:val="center"/>
+            <w:hideMark/>
+          </w:tcPr>
+          <w:p>
+            <w:r>
+              <w:t xml:space="preserve">From column </w:t>
+            </w:r>
+            <m:oMath>
+              <m:r>
+                <w:rPr>
+                  <w:rFonts w:ascii="Cambria Math" w:hAnsi="Cambria Math"/>
+                </w:rPr>
+                <m:t>0</m:t>
+              </m:r>
+            </m:oMath>
+            <w:r>
+              <w:t xml:space="preserve"> to </w:t>
+            </w:r>
+            <m:oMath>
+              <m:r>
+                <w:rPr>
+                  <w:rFonts w:ascii="Cambria Math" w:hAnsi="Cambria Math"/>
+                </w:rPr>
+                <m:t>20%</m:t>
+              </m:r>
+            </m:oMath>
+            <w:r>
+              <w:t xml:space="preserve"> of image width (</w:t>
+            </w:r>
+            <m:oMath>
+              <m:r>
+                <w:rPr>
+                  <w:rFonts w:ascii="Cambria Math" w:hAnsi="Cambria Math"/>
+                </w:rPr>
+                <m:t>w×0.2</m:t>
+              </m:r>
+            </m:oMath>
+            <w:r>
+              <w:t>)</w:t>
+            </w:r>
+          </w:p>
+        </w:tc>
+        <w:tc>
+          <w:tcPr>
+            <w:tcW w:w="0" w:type="auto"/>
+            <w:tcBorders>
+              <w:top w:val="single" w:sz="6" w:space="0" w:color="C4C7C5"/>
+              <w:left w:val="single" w:sz="6" w:space="0" w:color="C4C7C5"/>
+              <w:bottom w:val="single" w:sz="6" w:space="0" w:color="C4C7C5"/>
+              <w:right w:val="single" w:sz="6" w:space="0" w:color="C4C7C5"/>
+            </w:tcBorders>
+            <w:tcMar>
+              <w:top w:w="120" w:type="dxa"/>
+              <w:left w:w="180" w:type="dxa"/>
+              <w:bottom w:w="120" w:type="dxa"/>
+              <w:right w:w="180" w:type="dxa"/>
+            </w:tcMar>
+            <w:vAlign w:val="center"/>
+            <w:hideMark/>
+          </w:tcPr>
+          <w:p>
+            <w:r>
+              <w:t>Any pixel == 255</w:t>
+            </w:r>
+          </w:p>
+        </w:tc>
+      </w:tr>
+      <w:tr>
+        <w:trPr>
+          <w:tblCellSpacing w:w="15" w:type="dxa"/>
+        </w:trPr>
+        <w:tc>
+          <w:tcPr>
+            <w:tcW w:w="0" w:type="auto"/>
+            <w:tcBorders>
+              <w:top w:val="single" w:sz="6" w:space="0" w:color="C4C7C5"/>
+              <w:left w:val="single" w:sz="6" w:space="0" w:color="C4C7C5"/>
+              <w:bottom w:val="single" w:sz="6" w:space="0" w:color="C4C7C5"/>
+              <w:right w:val="single" w:sz="6" w:space="0" w:color="C4C7C5"/>
+            </w:tcBorders>
+            <w:tcMar>
+              <w:top w:w="120" w:type="dxa"/>
+              <w:left w:w="180" w:type="dxa"/>
+              <w:bottom w:w="120" w:type="dxa"/>
+              <w:right w:w="180" w:type="dxa"/>
+            </w:tcMar>
+            <w:vAlign w:val="center"/>
+            <w:hideMark/>
+          </w:tcPr>
+          <w:p>
+            <w:r>
+              <w:rPr>
+                <w:b/>
+                <w:bCs/>
+              </w:rPr>
+              <w:t>Right</w:t>
+            </w:r>
+          </w:p>
+        </w:tc>
+        <w:tc>
+          <w:tcPr>
+            <w:tcW w:w="0" w:type="auto"/>
+            <w:tcBorders>
+              <w:top w:val="single" w:sz="6" w:space="0" w:color="C4C7C5"/>
+              <w:left w:val="single" w:sz="6" w:space="0" w:color="C4C7C5"/>
+              <w:bottom w:val="single" w:sz="6" w:space="0" w:color="C4C7C5"/>
+              <w:right w:val="single" w:sz="6" w:space="0" w:color="C4C7C5"/>
+            </w:tcBorders>
+            <w:tcMar>
+              <w:top w:w="120" w:type="dxa"/>
+              <w:left w:w="180" w:type="dxa"/>
+              <w:bottom w:w="120" w:type="dxa"/>
+              <w:right w:w="180" w:type="dxa"/>
+            </w:tcMar>
+            <w:vAlign w:val="center"/>
+            <w:hideMark/>
+          </w:tcPr>
+          <w:p>
+            <w:r>
+              <w:t xml:space="preserve">From column </w:t>
+            </w:r>
+            <m:oMath>
+              <m:r>
+                <w:rPr>
+                  <w:rFonts w:ascii="Cambria Math" w:hAnsi="Cambria Math"/>
+                </w:rPr>
+                <m:t>80%</m:t>
+              </m:r>
+            </m:oMath>
+            <w:r>
+              <w:t xml:space="preserve"> (</w:t>
+            </w:r>
+            <m:oMath>
+              <m:r>
+                <w:rPr>
+                  <w:rFonts w:ascii="Cambria Math" w:hAnsi="Cambria Math"/>
+                </w:rPr>
+                <m:t>w×0.8</m:t>
+              </m:r>
+            </m:oMath>
+            <w:r>
+              <w:t>) to total width (</w:t>
+            </w:r>
+            <m:oMath>
+              <m:r>
+                <w:rPr>
+                  <w:rFonts w:ascii="Cambria Math" w:hAnsi="Cambria Math"/>
+                </w:rPr>
+                <m:t>w</m:t>
+              </m:r>
+            </m:oMath>
+            <w:r>
+              <w:t>)</w:t>
+            </w:r>
+          </w:p>
+        </w:tc>
+        <w:tc>
+          <w:tcPr>
+            <w:tcW w:w="0" w:type="auto"/>
+            <w:tcBorders>
+              <w:top w:val="single" w:sz="6" w:space="0" w:color="C4C7C5"/>
+              <w:left w:val="single" w:sz="6" w:space="0" w:color="C4C7C5"/>
+              <w:bottom w:val="single" w:sz="6" w:space="0" w:color="C4C7C5"/>
+              <w:right w:val="single" w:sz="6" w:space="0" w:color="C4C7C5"/>
+            </w:tcBorders>
+            <w:tcMar>
+              <w:top w:w="120" w:type="dxa"/>
+              <w:left w:w="180" w:type="dxa"/>
+              <w:bottom w:w="120" w:type="dxa"/>
+              <w:right w:w="180" w:type="dxa"/>
+            </w:tcMar>
+            <w:vAlign w:val="center"/>
+            <w:hideMark/>
+          </w:tcPr>
+          <w:p>
+            <w:r>
+              <w:t>Any pixel == 255</w:t>
+            </w:r>
+          </w:p>
+        </w:tc>
+      </w:tr>
+    </w:tbl>
+    <w:p>
+      <w:r>
+        <w:t>If white pixels are detected within any of these specified regions, that specific direction is flagged and recorded as an active ROI side.</w:t>
+      </w:r>
+    </w:p>
+    <w:p>
+      <w:pPr>
+        <w:pStyle w:val="Heading1"/>
+      </w:pPr>
+      <w:r>
+        <w:t>4. Key Features &amp; Achievements</w:t>
+      </w:r>
+    </w:p>
+    <w:p>
+      <w:pPr>
+        <w:numPr>
+          <w:ilvl w:val="0"/>
+          <w:numId w:val="5"/>
+        </w:numPr>
+      </w:pPr>
+      <w:r>
+        <w:rPr>
+          <w:b/>
+          <w:bCs/>
+        </w:rPr>
+        <w:t>Automated Background Separation:</w:t>
+      </w:r>
+      <w:r>
+        <w:t xml:space="preserve"> Successfully isolates irregular shapes from the background.</w:t>
+      </w:r>
+    </w:p>
+    <w:p>
+      <w:pPr>
+        <w:numPr>
+          <w:ilvl w:val="0"/>
+          <w:numId w:val="5"/>
+        </w:numPr>
+      </w:pPr>
+      <w:r>
+        <w:rPr>
+          <w:b/>
+          <w:bCs/>
+        </w:rPr>
+        <w:t>Noise and Frame Filtering:</w:t>
+      </w:r>
+      <w:r>
+        <w:t xml:space="preserve"> The 1-pixel margin clipping prevents image frame borders from being falsely detected as actual piece features.</w:t>
+      </w:r>
+    </w:p>
+    <w:p>
+      <w:pPr>
+        <w:numPr>
+          <w:ilvl w:val="0"/>
+          <w:numId w:val="5"/>
+        </w:numPr>
+      </w:pPr>
+      <w:r>
+        <w:rPr>
+          <w:b/>
+          <w:bCs/>
+        </w:rPr>
+        <w:lastRenderedPageBreak/>
+        <w:t>Directional Awareness:</w:t>
+      </w:r>
+      <w:r>
+        <w:t xml:space="preserve"> Accurately classifies whether a piece has structural features on its Top, Bottom, Left, or Right sides.</w:t>
+      </w:r>
+    </w:p>
+    <w:p>
+      <w:pPr>
+        <w:numPr>
+          <w:ilvl w:val="0"/>
+          <w:numId w:val="5"/>
+        </w:numPr>
+      </w:pPr>
+      <w:r>
+        <w:rPr>
+          <w:b/>
+          <w:bCs/>
+        </w:rPr>
+        <w:t>Visual Verification:</w:t>
+      </w:r>
+      <w:r>
+        <w:t xml:space="preserve"> Generates clear, high-contrast plots for human verification, mapping the precise continuous sharp ROI.</w:t>
+      </w:r>
+    </w:p>
+    <w:p>
+      <w:pPr>
+        <w:pStyle w:val="Heading1"/>
+      </w:pPr>
+      <w:r>
+        <w:t>5. Conclusion</w:t>
+      </w:r>
+    </w:p>
+    <w:p>
+      <w:r>
+        <w:t>The implemented script provides a robust framework for identifying the regions of interest on torn paper or image fragments. By isolating the boundaries and categorizing them into directional zones, this algorithm provides the essential foundational data needed for automated edge-matching, jigsaw puzzle solving, or forensic document reconstruction systems.</w:t>
       </w:r>
     </w:p>
     <w:p/>
@@ -40,6 +912,771 @@
     </w:sectPr>
   </w:body>
 </w:document>
+</file>
+
+<file path=word/numbering.xml><?xml version="1.0" encoding="utf-8"?>
+<w:numbering xmlns:wpc="http://schemas.microsoft.com/office/word/2010/wordprocessingCanvas" xmlns:cx="http://schemas.microsoft.com/office/drawing/2014/chartex" xmlns:cx1="http://schemas.microsoft.com/office/drawing/2015/9/8/chartex" xmlns:cx2="http://schemas.microsoft.com/office/drawing/2015/10/21/chartex" xmlns:cx3="http://schemas.microsoft.com/office/drawing/2016/5/9/chartex" xmlns:cx4="http://schemas.microsoft.com/office/drawing/2016/5/10/chartex" xmlns:cx5="http://schemas.microsoft.com/office/drawing/2016/5/11/chartex" xmlns:cx6="http://schemas.microsoft.com/office/drawing/2016/5/12/chartex" xmlns:cx7="http://schemas.microsoft.com/office/drawing/2016/5/13/chartex" xmlns:cx8="http://schemas.microsoft.com/office/drawing/2016/5/14/chartex" xmlns:mc="http://schemas.openxmlformats.org/markup-compatibility/2006" xmlns:aink="http://schemas.microsoft.com/office/drawing/2016/ink" xmlns:am3d="http://schemas.microsoft.com/office/drawing/2017/model3d" xmlns:o="urn:schemas-microsoft-com:office:office" xmlns:oel="http://schemas.microsoft.com/office/2019/extlst" xmlns:r="http://schemas.openxmlformats.org/officeDocument/2006/relationships" xmlns:m="http://schemas.openxmlformats.org/officeDocument/2006/math" xmlns:v="urn:schemas-microsoft-com:vml" xmlns:wp14="http://schemas.microsoft.com/office/word/2010/wordprocessingDrawing" xmlns:wp="http://schemas.openxmlformats.org/drawingml/2006/wordprocessingDrawing" xmlns:w10="urn:schemas-microsoft-com:office:word" xmlns:w="http://schemas.openxmlformats.org/wordprocessingml/2006/main" xmlns:w14="http://schemas.microsoft.com/office/word/2010/wordml" xmlns:w15="http://schemas.microsoft.com/office/word/2012/wordml" xmlns:w16cex="http://schemas.microsoft.com/office/word/2018/wordml/cex" xmlns:w16cid="http://schemas.microsoft.com/office/word/2016/wordml/cid" xmlns:w16="http://schemas.microsoft.com/office/word/2018/wordml" xmlns:w16du="http://schemas.microsoft.com/office/word/2023/wordml/word16du" xmlns:w16sdtdh="http://schemas.microsoft.com/office/word/2020/wordml/sdtdatahash" xmlns:w16sdtfl="http://schemas.microsoft.com/office/word/2024/wordml/sdtformatlock" xmlns:w16se="http://schemas.microsoft.com/office/word/2015/wordml/symex" xmlns:wpg="http://schemas.microsoft.com/office/word/2010/wordprocessingGroup" xmlns:wpi="http://schemas.microsoft.com/office/word/2010/wordprocessingInk" xmlns:wne="http://schemas.microsoft.com/office/word/2006/wordml" xmlns:wps="http://schemas.microsoft.com/office/word/2010/wordprocessingShape" mc:Ignorable="w14 w15 w16se w16cid w16 w16cex w16sdtdh w16sdtfl w16du wp14">
+  <w:abstractNum w:abstractNumId="0" w15:restartNumberingAfterBreak="0">
+    <w:nsid w:val="1B3A498F"/>
+    <w:multiLevelType w:val="multilevel"/>
+    <w:tmpl w:val="4AA289A4"/>
+    <w:lvl w:ilvl="0">
+      <w:start w:val="1"/>
+      <w:numFmt w:val="bullet"/>
+      <w:lvlText w:val=""/>
+      <w:lvlJc w:val="left"/>
+      <w:pPr>
+        <w:tabs>
+          <w:tab w:val="num" w:pos="720"/>
+        </w:tabs>
+        <w:ind w:left="720" w:hanging="360"/>
+      </w:pPr>
+      <w:rPr>
+        <w:rFonts w:ascii="Symbol" w:hAnsi="Symbol" w:hint="default"/>
+        <w:sz w:val="20"/>
+      </w:rPr>
+    </w:lvl>
+    <w:lvl w:ilvl="1" w:tentative="1">
+      <w:start w:val="1"/>
+      <w:numFmt w:val="bullet"/>
+      <w:lvlText w:val="o"/>
+      <w:lvlJc w:val="left"/>
+      <w:pPr>
+        <w:tabs>
+          <w:tab w:val="num" w:pos="1440"/>
+        </w:tabs>
+        <w:ind w:left="1440" w:hanging="360"/>
+      </w:pPr>
+      <w:rPr>
+        <w:rFonts w:ascii="Courier New" w:hAnsi="Courier New" w:hint="default"/>
+        <w:sz w:val="20"/>
+      </w:rPr>
+    </w:lvl>
+    <w:lvl w:ilvl="2" w:tentative="1">
+      <w:start w:val="1"/>
+      <w:numFmt w:val="bullet"/>
+      <w:lvlText w:val=""/>
+      <w:lvlJc w:val="left"/>
+      <w:pPr>
+        <w:tabs>
+          <w:tab w:val="num" w:pos="2160"/>
+        </w:tabs>
+        <w:ind w:left="2160" w:hanging="360"/>
+      </w:pPr>
+      <w:rPr>
+        <w:rFonts w:ascii="Wingdings" w:hAnsi="Wingdings" w:hint="default"/>
+        <w:sz w:val="20"/>
+      </w:rPr>
+    </w:lvl>
+    <w:lvl w:ilvl="3" w:tentative="1">
+      <w:start w:val="1"/>
+      <w:numFmt w:val="bullet"/>
+      <w:lvlText w:val=""/>
+      <w:lvlJc w:val="left"/>
+      <w:pPr>
+        <w:tabs>
+          <w:tab w:val="num" w:pos="2880"/>
+        </w:tabs>
+        <w:ind w:left="2880" w:hanging="360"/>
+      </w:pPr>
+      <w:rPr>
+        <w:rFonts w:ascii="Wingdings" w:hAnsi="Wingdings" w:hint="default"/>
+        <w:sz w:val="20"/>
+      </w:rPr>
+    </w:lvl>
+    <w:lvl w:ilvl="4" w:tentative="1">
+      <w:start w:val="1"/>
+      <w:numFmt w:val="bullet"/>
+      <w:lvlText w:val=""/>
+      <w:lvlJc w:val="left"/>
+      <w:pPr>
+        <w:tabs>
+          <w:tab w:val="num" w:pos="3600"/>
+        </w:tabs>
+        <w:ind w:left="3600" w:hanging="360"/>
+      </w:pPr>
+      <w:rPr>
+        <w:rFonts w:ascii="Wingdings" w:hAnsi="Wingdings" w:hint="default"/>
+        <w:sz w:val="20"/>
+      </w:rPr>
+    </w:lvl>
+    <w:lvl w:ilvl="5" w:tentative="1">
+      <w:start w:val="1"/>
+      <w:numFmt w:val="bullet"/>
+      <w:lvlText w:val=""/>
+      <w:lvlJc w:val="left"/>
+      <w:pPr>
+        <w:tabs>
+          <w:tab w:val="num" w:pos="4320"/>
+        </w:tabs>
+        <w:ind w:left="4320" w:hanging="360"/>
+      </w:pPr>
+      <w:rPr>
+        <w:rFonts w:ascii="Wingdings" w:hAnsi="Wingdings" w:hint="default"/>
+        <w:sz w:val="20"/>
+      </w:rPr>
+    </w:lvl>
+    <w:lvl w:ilvl="6" w:tentative="1">
+      <w:start w:val="1"/>
+      <w:numFmt w:val="bullet"/>
+      <w:lvlText w:val=""/>
+      <w:lvlJc w:val="left"/>
+      <w:pPr>
+        <w:tabs>
+          <w:tab w:val="num" w:pos="5040"/>
+        </w:tabs>
+        <w:ind w:left="5040" w:hanging="360"/>
+      </w:pPr>
+      <w:rPr>
+        <w:rFonts w:ascii="Wingdings" w:hAnsi="Wingdings" w:hint="default"/>
+        <w:sz w:val="20"/>
+      </w:rPr>
+    </w:lvl>
+    <w:lvl w:ilvl="7" w:tentative="1">
+      <w:start w:val="1"/>
+      <w:numFmt w:val="bullet"/>
+      <w:lvlText w:val=""/>
+      <w:lvlJc w:val="left"/>
+      <w:pPr>
+        <w:tabs>
+          <w:tab w:val="num" w:pos="5760"/>
+        </w:tabs>
+        <w:ind w:left="5760" w:hanging="360"/>
+      </w:pPr>
+      <w:rPr>
+        <w:rFonts w:ascii="Wingdings" w:hAnsi="Wingdings" w:hint="default"/>
+        <w:sz w:val="20"/>
+      </w:rPr>
+    </w:lvl>
+    <w:lvl w:ilvl="8" w:tentative="1">
+      <w:start w:val="1"/>
+      <w:numFmt w:val="bullet"/>
+      <w:lvlText w:val=""/>
+      <w:lvlJc w:val="left"/>
+      <w:pPr>
+        <w:tabs>
+          <w:tab w:val="num" w:pos="6480"/>
+        </w:tabs>
+        <w:ind w:left="6480" w:hanging="360"/>
+      </w:pPr>
+      <w:rPr>
+        <w:rFonts w:ascii="Wingdings" w:hAnsi="Wingdings" w:hint="default"/>
+        <w:sz w:val="20"/>
+      </w:rPr>
+    </w:lvl>
+  </w:abstractNum>
+  <w:abstractNum w:abstractNumId="1" w15:restartNumberingAfterBreak="0">
+    <w:nsid w:val="2DBE0C57"/>
+    <w:multiLevelType w:val="multilevel"/>
+    <w:tmpl w:val="10E20296"/>
+    <w:lvl w:ilvl="0">
+      <w:start w:val="1"/>
+      <w:numFmt w:val="bullet"/>
+      <w:lvlText w:val=""/>
+      <w:lvlJc w:val="left"/>
+      <w:pPr>
+        <w:tabs>
+          <w:tab w:val="num" w:pos="720"/>
+        </w:tabs>
+        <w:ind w:left="720" w:hanging="360"/>
+      </w:pPr>
+      <w:rPr>
+        <w:rFonts w:ascii="Symbol" w:hAnsi="Symbol" w:hint="default"/>
+        <w:sz w:val="20"/>
+      </w:rPr>
+    </w:lvl>
+    <w:lvl w:ilvl="1" w:tentative="1">
+      <w:start w:val="1"/>
+      <w:numFmt w:val="bullet"/>
+      <w:lvlText w:val="o"/>
+      <w:lvlJc w:val="left"/>
+      <w:pPr>
+        <w:tabs>
+          <w:tab w:val="num" w:pos="1440"/>
+        </w:tabs>
+        <w:ind w:left="1440" w:hanging="360"/>
+      </w:pPr>
+      <w:rPr>
+        <w:rFonts w:ascii="Courier New" w:hAnsi="Courier New" w:hint="default"/>
+        <w:sz w:val="20"/>
+      </w:rPr>
+    </w:lvl>
+    <w:lvl w:ilvl="2" w:tentative="1">
+      <w:start w:val="1"/>
+      <w:numFmt w:val="bullet"/>
+      <w:lvlText w:val=""/>
+      <w:lvlJc w:val="left"/>
+      <w:pPr>
+        <w:tabs>
+          <w:tab w:val="num" w:pos="2160"/>
+        </w:tabs>
+        <w:ind w:left="2160" w:hanging="360"/>
+      </w:pPr>
+      <w:rPr>
+        <w:rFonts w:ascii="Wingdings" w:hAnsi="Wingdings" w:hint="default"/>
+        <w:sz w:val="20"/>
+      </w:rPr>
+    </w:lvl>
+    <w:lvl w:ilvl="3" w:tentative="1">
+      <w:start w:val="1"/>
+      <w:numFmt w:val="bullet"/>
+      <w:lvlText w:val=""/>
+      <w:lvlJc w:val="left"/>
+      <w:pPr>
+        <w:tabs>
+          <w:tab w:val="num" w:pos="2880"/>
+        </w:tabs>
+        <w:ind w:left="2880" w:hanging="360"/>
+      </w:pPr>
+      <w:rPr>
+        <w:rFonts w:ascii="Wingdings" w:hAnsi="Wingdings" w:hint="default"/>
+        <w:sz w:val="20"/>
+      </w:rPr>
+    </w:lvl>
+    <w:lvl w:ilvl="4" w:tentative="1">
+      <w:start w:val="1"/>
+      <w:numFmt w:val="bullet"/>
+      <w:lvlText w:val=""/>
+      <w:lvlJc w:val="left"/>
+      <w:pPr>
+        <w:tabs>
+          <w:tab w:val="num" w:pos="3600"/>
+        </w:tabs>
+        <w:ind w:left="3600" w:hanging="360"/>
+      </w:pPr>
+      <w:rPr>
+        <w:rFonts w:ascii="Wingdings" w:hAnsi="Wingdings" w:hint="default"/>
+        <w:sz w:val="20"/>
+      </w:rPr>
+    </w:lvl>
+    <w:lvl w:ilvl="5" w:tentative="1">
+      <w:start w:val="1"/>
+      <w:numFmt w:val="bullet"/>
+      <w:lvlText w:val=""/>
+      <w:lvlJc w:val="left"/>
+      <w:pPr>
+        <w:tabs>
+          <w:tab w:val="num" w:pos="4320"/>
+        </w:tabs>
+        <w:ind w:left="4320" w:hanging="360"/>
+      </w:pPr>
+      <w:rPr>
+        <w:rFonts w:ascii="Wingdings" w:hAnsi="Wingdings" w:hint="default"/>
+        <w:sz w:val="20"/>
+      </w:rPr>
+    </w:lvl>
+    <w:lvl w:ilvl="6" w:tentative="1">
+      <w:start w:val="1"/>
+      <w:numFmt w:val="bullet"/>
+      <w:lvlText w:val=""/>
+      <w:lvlJc w:val="left"/>
+      <w:pPr>
+        <w:tabs>
+          <w:tab w:val="num" w:pos="5040"/>
+        </w:tabs>
+        <w:ind w:left="5040" w:hanging="360"/>
+      </w:pPr>
+      <w:rPr>
+        <w:rFonts w:ascii="Wingdings" w:hAnsi="Wingdings" w:hint="default"/>
+        <w:sz w:val="20"/>
+      </w:rPr>
+    </w:lvl>
+    <w:lvl w:ilvl="7" w:tentative="1">
+      <w:start w:val="1"/>
+      <w:numFmt w:val="bullet"/>
+      <w:lvlText w:val=""/>
+      <w:lvlJc w:val="left"/>
+      <w:pPr>
+        <w:tabs>
+          <w:tab w:val="num" w:pos="5760"/>
+        </w:tabs>
+        <w:ind w:left="5760" w:hanging="360"/>
+      </w:pPr>
+      <w:rPr>
+        <w:rFonts w:ascii="Wingdings" w:hAnsi="Wingdings" w:hint="default"/>
+        <w:sz w:val="20"/>
+      </w:rPr>
+    </w:lvl>
+    <w:lvl w:ilvl="8" w:tentative="1">
+      <w:start w:val="1"/>
+      <w:numFmt w:val="bullet"/>
+      <w:lvlText w:val=""/>
+      <w:lvlJc w:val="left"/>
+      <w:pPr>
+        <w:tabs>
+          <w:tab w:val="num" w:pos="6480"/>
+        </w:tabs>
+        <w:ind w:left="6480" w:hanging="360"/>
+      </w:pPr>
+      <w:rPr>
+        <w:rFonts w:ascii="Wingdings" w:hAnsi="Wingdings" w:hint="default"/>
+        <w:sz w:val="20"/>
+      </w:rPr>
+    </w:lvl>
+  </w:abstractNum>
+  <w:abstractNum w:abstractNumId="2" w15:restartNumberingAfterBreak="0">
+    <w:nsid w:val="55902F41"/>
+    <w:multiLevelType w:val="multilevel"/>
+    <w:tmpl w:val="FAF06064"/>
+    <w:lvl w:ilvl="0">
+      <w:start w:val="1"/>
+      <w:numFmt w:val="bullet"/>
+      <w:lvlText w:val=""/>
+      <w:lvlJc w:val="left"/>
+      <w:pPr>
+        <w:tabs>
+          <w:tab w:val="num" w:pos="720"/>
+        </w:tabs>
+        <w:ind w:left="720" w:hanging="360"/>
+      </w:pPr>
+      <w:rPr>
+        <w:rFonts w:ascii="Symbol" w:hAnsi="Symbol" w:hint="default"/>
+        <w:sz w:val="20"/>
+      </w:rPr>
+    </w:lvl>
+    <w:lvl w:ilvl="1" w:tentative="1">
+      <w:start w:val="1"/>
+      <w:numFmt w:val="bullet"/>
+      <w:lvlText w:val="o"/>
+      <w:lvlJc w:val="left"/>
+      <w:pPr>
+        <w:tabs>
+          <w:tab w:val="num" w:pos="1440"/>
+        </w:tabs>
+        <w:ind w:left="1440" w:hanging="360"/>
+      </w:pPr>
+      <w:rPr>
+        <w:rFonts w:ascii="Courier New" w:hAnsi="Courier New" w:hint="default"/>
+        <w:sz w:val="20"/>
+      </w:rPr>
+    </w:lvl>
+    <w:lvl w:ilvl="2" w:tentative="1">
+      <w:start w:val="1"/>
+      <w:numFmt w:val="bullet"/>
+      <w:lvlText w:val=""/>
+      <w:lvlJc w:val="left"/>
+      <w:pPr>
+        <w:tabs>
+          <w:tab w:val="num" w:pos="2160"/>
+        </w:tabs>
+        <w:ind w:left="2160" w:hanging="360"/>
+      </w:pPr>
+      <w:rPr>
+        <w:rFonts w:ascii="Wingdings" w:hAnsi="Wingdings" w:hint="default"/>
+        <w:sz w:val="20"/>
+      </w:rPr>
+    </w:lvl>
+    <w:lvl w:ilvl="3" w:tentative="1">
+      <w:start w:val="1"/>
+      <w:numFmt w:val="bullet"/>
+      <w:lvlText w:val=""/>
+      <w:lvlJc w:val="left"/>
+      <w:pPr>
+        <w:tabs>
+          <w:tab w:val="num" w:pos="2880"/>
+        </w:tabs>
+        <w:ind w:left="2880" w:hanging="360"/>
+      </w:pPr>
+      <w:rPr>
+        <w:rFonts w:ascii="Wingdings" w:hAnsi="Wingdings" w:hint="default"/>
+        <w:sz w:val="20"/>
+      </w:rPr>
+    </w:lvl>
+    <w:lvl w:ilvl="4" w:tentative="1">
+      <w:start w:val="1"/>
+      <w:numFmt w:val="bullet"/>
+      <w:lvlText w:val=""/>
+      <w:lvlJc w:val="left"/>
+      <w:pPr>
+        <w:tabs>
+          <w:tab w:val="num" w:pos="3600"/>
+        </w:tabs>
+        <w:ind w:left="3600" w:hanging="360"/>
+      </w:pPr>
+      <w:rPr>
+        <w:rFonts w:ascii="Wingdings" w:hAnsi="Wingdings" w:hint="default"/>
+        <w:sz w:val="20"/>
+      </w:rPr>
+    </w:lvl>
+    <w:lvl w:ilvl="5" w:tentative="1">
+      <w:start w:val="1"/>
+      <w:numFmt w:val="bullet"/>
+      <w:lvlText w:val=""/>
+      <w:lvlJc w:val="left"/>
+      <w:pPr>
+        <w:tabs>
+          <w:tab w:val="num" w:pos="4320"/>
+        </w:tabs>
+        <w:ind w:left="4320" w:hanging="360"/>
+      </w:pPr>
+      <w:rPr>
+        <w:rFonts w:ascii="Wingdings" w:hAnsi="Wingdings" w:hint="default"/>
+        <w:sz w:val="20"/>
+      </w:rPr>
+    </w:lvl>
+    <w:lvl w:ilvl="6" w:tentative="1">
+      <w:start w:val="1"/>
+      <w:numFmt w:val="bullet"/>
+      <w:lvlText w:val=""/>
+      <w:lvlJc w:val="left"/>
+      <w:pPr>
+        <w:tabs>
+          <w:tab w:val="num" w:pos="5040"/>
+        </w:tabs>
+        <w:ind w:left="5040" w:hanging="360"/>
+      </w:pPr>
+      <w:rPr>
+        <w:rFonts w:ascii="Wingdings" w:hAnsi="Wingdings" w:hint="default"/>
+        <w:sz w:val="20"/>
+      </w:rPr>
+    </w:lvl>
+    <w:lvl w:ilvl="7" w:tentative="1">
+      <w:start w:val="1"/>
+      <w:numFmt w:val="bullet"/>
+      <w:lvlText w:val=""/>
+      <w:lvlJc w:val="left"/>
+      <w:pPr>
+        <w:tabs>
+          <w:tab w:val="num" w:pos="5760"/>
+        </w:tabs>
+        <w:ind w:left="5760" w:hanging="360"/>
+      </w:pPr>
+      <w:rPr>
+        <w:rFonts w:ascii="Wingdings" w:hAnsi="Wingdings" w:hint="default"/>
+        <w:sz w:val="20"/>
+      </w:rPr>
+    </w:lvl>
+    <w:lvl w:ilvl="8" w:tentative="1">
+      <w:start w:val="1"/>
+      <w:numFmt w:val="bullet"/>
+      <w:lvlText w:val=""/>
+      <w:lvlJc w:val="left"/>
+      <w:pPr>
+        <w:tabs>
+          <w:tab w:val="num" w:pos="6480"/>
+        </w:tabs>
+        <w:ind w:left="6480" w:hanging="360"/>
+      </w:pPr>
+      <w:rPr>
+        <w:rFonts w:ascii="Wingdings" w:hAnsi="Wingdings" w:hint="default"/>
+        <w:sz w:val="20"/>
+      </w:rPr>
+    </w:lvl>
+  </w:abstractNum>
+  <w:abstractNum w:abstractNumId="3" w15:restartNumberingAfterBreak="0">
+    <w:nsid w:val="59C10630"/>
+    <w:multiLevelType w:val="multilevel"/>
+    <w:tmpl w:val="FFA2A578"/>
+    <w:lvl w:ilvl="0">
+      <w:start w:val="1"/>
+      <w:numFmt w:val="bullet"/>
+      <w:lvlText w:val=""/>
+      <w:lvlJc w:val="left"/>
+      <w:pPr>
+        <w:tabs>
+          <w:tab w:val="num" w:pos="720"/>
+        </w:tabs>
+        <w:ind w:left="720" w:hanging="360"/>
+      </w:pPr>
+      <w:rPr>
+        <w:rFonts w:ascii="Symbol" w:hAnsi="Symbol" w:hint="default"/>
+        <w:sz w:val="20"/>
+      </w:rPr>
+    </w:lvl>
+    <w:lvl w:ilvl="1" w:tentative="1">
+      <w:start w:val="1"/>
+      <w:numFmt w:val="bullet"/>
+      <w:lvlText w:val="o"/>
+      <w:lvlJc w:val="left"/>
+      <w:pPr>
+        <w:tabs>
+          <w:tab w:val="num" w:pos="1440"/>
+        </w:tabs>
+        <w:ind w:left="1440" w:hanging="360"/>
+      </w:pPr>
+      <w:rPr>
+        <w:rFonts w:ascii="Courier New" w:hAnsi="Courier New" w:hint="default"/>
+        <w:sz w:val="20"/>
+      </w:rPr>
+    </w:lvl>
+    <w:lvl w:ilvl="2" w:tentative="1">
+      <w:start w:val="1"/>
+      <w:numFmt w:val="bullet"/>
+      <w:lvlText w:val=""/>
+      <w:lvlJc w:val="left"/>
+      <w:pPr>
+        <w:tabs>
+          <w:tab w:val="num" w:pos="2160"/>
+        </w:tabs>
+        <w:ind w:left="2160" w:hanging="360"/>
+      </w:pPr>
+      <w:rPr>
+        <w:rFonts w:ascii="Wingdings" w:hAnsi="Wingdings" w:hint="default"/>
+        <w:sz w:val="20"/>
+      </w:rPr>
+    </w:lvl>
+    <w:lvl w:ilvl="3" w:tentative="1">
+      <w:start w:val="1"/>
+      <w:numFmt w:val="bullet"/>
+      <w:lvlText w:val=""/>
+      <w:lvlJc w:val="left"/>
+      <w:pPr>
+        <w:tabs>
+          <w:tab w:val="num" w:pos="2880"/>
+        </w:tabs>
+        <w:ind w:left="2880" w:hanging="360"/>
+      </w:pPr>
+      <w:rPr>
+        <w:rFonts w:ascii="Wingdings" w:hAnsi="Wingdings" w:hint="default"/>
+        <w:sz w:val="20"/>
+      </w:rPr>
+    </w:lvl>
+    <w:lvl w:ilvl="4" w:tentative="1">
+      <w:start w:val="1"/>
+      <w:numFmt w:val="bullet"/>
+      <w:lvlText w:val=""/>
+      <w:lvlJc w:val="left"/>
+      <w:pPr>
+        <w:tabs>
+          <w:tab w:val="num" w:pos="3600"/>
+        </w:tabs>
+        <w:ind w:left="3600" w:hanging="360"/>
+      </w:pPr>
+      <w:rPr>
+        <w:rFonts w:ascii="Wingdings" w:hAnsi="Wingdings" w:hint="default"/>
+        <w:sz w:val="20"/>
+      </w:rPr>
+    </w:lvl>
+    <w:lvl w:ilvl="5" w:tentative="1">
+      <w:start w:val="1"/>
+      <w:numFmt w:val="bullet"/>
+      <w:lvlText w:val=""/>
+      <w:lvlJc w:val="left"/>
+      <w:pPr>
+        <w:tabs>
+          <w:tab w:val="num" w:pos="4320"/>
+        </w:tabs>
+        <w:ind w:left="4320" w:hanging="360"/>
+      </w:pPr>
+      <w:rPr>
+        <w:rFonts w:ascii="Wingdings" w:hAnsi="Wingdings" w:hint="default"/>
+        <w:sz w:val="20"/>
+      </w:rPr>
+    </w:lvl>
+    <w:lvl w:ilvl="6" w:tentative="1">
+      <w:start w:val="1"/>
+      <w:numFmt w:val="bullet"/>
+      <w:lvlText w:val=""/>
+      <w:lvlJc w:val="left"/>
+      <w:pPr>
+        <w:tabs>
+          <w:tab w:val="num" w:pos="5040"/>
+        </w:tabs>
+        <w:ind w:left="5040" w:hanging="360"/>
+      </w:pPr>
+      <w:rPr>
+        <w:rFonts w:ascii="Wingdings" w:hAnsi="Wingdings" w:hint="default"/>
+        <w:sz w:val="20"/>
+      </w:rPr>
+    </w:lvl>
+    <w:lvl w:ilvl="7" w:tentative="1">
+      <w:start w:val="1"/>
+      <w:numFmt w:val="bullet"/>
+      <w:lvlText w:val=""/>
+      <w:lvlJc w:val="left"/>
+      <w:pPr>
+        <w:tabs>
+          <w:tab w:val="num" w:pos="5760"/>
+        </w:tabs>
+        <w:ind w:left="5760" w:hanging="360"/>
+      </w:pPr>
+      <w:rPr>
+        <w:rFonts w:ascii="Wingdings" w:hAnsi="Wingdings" w:hint="default"/>
+        <w:sz w:val="20"/>
+      </w:rPr>
+    </w:lvl>
+    <w:lvl w:ilvl="8" w:tentative="1">
+      <w:start w:val="1"/>
+      <w:numFmt w:val="bullet"/>
+      <w:lvlText w:val=""/>
+      <w:lvlJc w:val="left"/>
+      <w:pPr>
+        <w:tabs>
+          <w:tab w:val="num" w:pos="6480"/>
+        </w:tabs>
+        <w:ind w:left="6480" w:hanging="360"/>
+      </w:pPr>
+      <w:rPr>
+        <w:rFonts w:ascii="Wingdings" w:hAnsi="Wingdings" w:hint="default"/>
+        <w:sz w:val="20"/>
+      </w:rPr>
+    </w:lvl>
+  </w:abstractNum>
+  <w:abstractNum w:abstractNumId="4" w15:restartNumberingAfterBreak="0">
+    <w:nsid w:val="78867F88"/>
+    <w:multiLevelType w:val="multilevel"/>
+    <w:tmpl w:val="D4E4A9AE"/>
+    <w:lvl w:ilvl="0">
+      <w:start w:val="1"/>
+      <w:numFmt w:val="bullet"/>
+      <w:lvlText w:val=""/>
+      <w:lvlJc w:val="left"/>
+      <w:pPr>
+        <w:tabs>
+          <w:tab w:val="num" w:pos="720"/>
+        </w:tabs>
+        <w:ind w:left="720" w:hanging="360"/>
+      </w:pPr>
+      <w:rPr>
+        <w:rFonts w:ascii="Symbol" w:hAnsi="Symbol" w:hint="default"/>
+        <w:sz w:val="20"/>
+      </w:rPr>
+    </w:lvl>
+    <w:lvl w:ilvl="1" w:tentative="1">
+      <w:start w:val="1"/>
+      <w:numFmt w:val="bullet"/>
+      <w:lvlText w:val="o"/>
+      <w:lvlJc w:val="left"/>
+      <w:pPr>
+        <w:tabs>
+          <w:tab w:val="num" w:pos="1440"/>
+        </w:tabs>
+        <w:ind w:left="1440" w:hanging="360"/>
+      </w:pPr>
+      <w:rPr>
+        <w:rFonts w:ascii="Courier New" w:hAnsi="Courier New" w:hint="default"/>
+        <w:sz w:val="20"/>
+      </w:rPr>
+    </w:lvl>
+    <w:lvl w:ilvl="2" w:tentative="1">
+      <w:start w:val="1"/>
+      <w:numFmt w:val="bullet"/>
+      <w:lvlText w:val=""/>
+      <w:lvlJc w:val="left"/>
+      <w:pPr>
+        <w:tabs>
+          <w:tab w:val="num" w:pos="2160"/>
+        </w:tabs>
+        <w:ind w:left="2160" w:hanging="360"/>
+      </w:pPr>
+      <w:rPr>
+        <w:rFonts w:ascii="Wingdings" w:hAnsi="Wingdings" w:hint="default"/>
+        <w:sz w:val="20"/>
+      </w:rPr>
+    </w:lvl>
+    <w:lvl w:ilvl="3" w:tentative="1">
+      <w:start w:val="1"/>
+      <w:numFmt w:val="bullet"/>
+      <w:lvlText w:val=""/>
+      <w:lvlJc w:val="left"/>
+      <w:pPr>
+        <w:tabs>
+          <w:tab w:val="num" w:pos="2880"/>
+        </w:tabs>
+        <w:ind w:left="2880" w:hanging="360"/>
+      </w:pPr>
+      <w:rPr>
+        <w:rFonts w:ascii="Wingdings" w:hAnsi="Wingdings" w:hint="default"/>
+        <w:sz w:val="20"/>
+      </w:rPr>
+    </w:lvl>
+    <w:lvl w:ilvl="4" w:tentative="1">
+      <w:start w:val="1"/>
+      <w:numFmt w:val="bullet"/>
+      <w:lvlText w:val=""/>
+      <w:lvlJc w:val="left"/>
+      <w:pPr>
+        <w:tabs>
+          <w:tab w:val="num" w:pos="3600"/>
+        </w:tabs>
+        <w:ind w:left="3600" w:hanging="360"/>
+      </w:pPr>
+      <w:rPr>
+        <w:rFonts w:ascii="Wingdings" w:hAnsi="Wingdings" w:hint="default"/>
+        <w:sz w:val="20"/>
+      </w:rPr>
+    </w:lvl>
+    <w:lvl w:ilvl="5" w:tentative="1">
+      <w:start w:val="1"/>
+      <w:numFmt w:val="bullet"/>
+      <w:lvlText w:val=""/>
+      <w:lvlJc w:val="left"/>
+      <w:pPr>
+        <w:tabs>
+          <w:tab w:val="num" w:pos="4320"/>
+        </w:tabs>
+        <w:ind w:left="4320" w:hanging="360"/>
+      </w:pPr>
+      <w:rPr>
+        <w:rFonts w:ascii="Wingdings" w:hAnsi="Wingdings" w:hint="default"/>
+        <w:sz w:val="20"/>
+      </w:rPr>
+    </w:lvl>
+    <w:lvl w:ilvl="6" w:tentative="1">
+      <w:start w:val="1"/>
+      <w:numFmt w:val="bullet"/>
+      <w:lvlText w:val=""/>
+      <w:lvlJc w:val="left"/>
+      <w:pPr>
+        <w:tabs>
+          <w:tab w:val="num" w:pos="5040"/>
+        </w:tabs>
+        <w:ind w:left="5040" w:hanging="360"/>
+      </w:pPr>
+      <w:rPr>
+        <w:rFonts w:ascii="Wingdings" w:hAnsi="Wingdings" w:hint="default"/>
+        <w:sz w:val="20"/>
+      </w:rPr>
+    </w:lvl>
+    <w:lvl w:ilvl="7" w:tentative="1">
+      <w:start w:val="1"/>
+      <w:numFmt w:val="bullet"/>
+      <w:lvlText w:val=""/>
+      <w:lvlJc w:val="left"/>
+      <w:pPr>
+        <w:tabs>
+          <w:tab w:val="num" w:pos="5760"/>
+        </w:tabs>
+        <w:ind w:left="5760" w:hanging="360"/>
+      </w:pPr>
+      <w:rPr>
+        <w:rFonts w:ascii="Wingdings" w:hAnsi="Wingdings" w:hint="default"/>
+        <w:sz w:val="20"/>
+      </w:rPr>
+    </w:lvl>
+    <w:lvl w:ilvl="8" w:tentative="1">
+      <w:start w:val="1"/>
+      <w:numFmt w:val="bullet"/>
+      <w:lvlText w:val=""/>
+      <w:lvlJc w:val="left"/>
+      <w:pPr>
+        <w:tabs>
+          <w:tab w:val="num" w:pos="6480"/>
+        </w:tabs>
+        <w:ind w:left="6480" w:hanging="360"/>
+      </w:pPr>
+      <w:rPr>
+        <w:rFonts w:ascii="Wingdings" w:hAnsi="Wingdings" w:hint="default"/>
+        <w:sz w:val="20"/>
+      </w:rPr>
+    </w:lvl>
+  </w:abstractNum>
+  <w:num w:numId="1" w16cid:durableId="1309702034">
+    <w:abstractNumId w:val="1"/>
+  </w:num>
+  <w:num w:numId="2" w16cid:durableId="44837564">
+    <w:abstractNumId w:val="4"/>
+  </w:num>
+  <w:num w:numId="3" w16cid:durableId="1799493848">
+    <w:abstractNumId w:val="0"/>
+  </w:num>
+  <w:num w:numId="4" w16cid:durableId="857232875">
+    <w:abstractNumId w:val="2"/>
+  </w:num>
+  <w:num w:numId="5" w16cid:durableId="1000039441">
+    <w:abstractNumId w:val="3"/>
+  </w:num>
+</w:numbering>
 </file>
 
 <file path=word/styles.xml><?xml version="1.0" encoding="utf-8"?>
@@ -442,7 +2079,7 @@
   <w:style w:type="paragraph" w:default="1" w:styleId="Normal">
     <w:name w:val="Normal"/>
     <w:qFormat/>
-    <w:rsid w:val="00FC644C"/>
+    <w:rsid w:val="00B47515"/>
   </w:style>
   <w:style w:type="paragraph" w:styleId="Heading1">
     <w:name w:val="heading 1"/>
